--- a/news/20260504.docx
+++ b/news/20260504.docx
@@ -415,7 +415,7 @@
         </w:rPr>
         <w:t xml:space="preserve">查看原文: </w:t>
       </w:r>
-      <w:hyperlink w:history="1" r:id="rIdq3-_lxzbqb8ugrgod8g4p">
+      <w:hyperlink w:history="1" r:id="rIdecytwie4ufxykp-jq5rax">
         <w:r>
           <w:rPr>
             <w:rStyle w:val="Hyperlink"/>
@@ -485,7 +485,7 @@
         </w:rPr>
         <w:t xml:space="preserve">查看原文: </w:t>
       </w:r>
-      <w:hyperlink w:history="1" r:id="rIde-ad0xmhhjto2xgcpj7ei">
+      <w:hyperlink w:history="1" r:id="rIdcpd9_bqz1mcqlaxitdcun">
         <w:r>
           <w:rPr>
             <w:rStyle w:val="Hyperlink"/>
@@ -568,7 +568,7 @@
         </w:rPr>
         <w:t xml:space="preserve">查看原文: </w:t>
       </w:r>
-      <w:hyperlink w:history="1" r:id="rId3m3nh6yzvlvoju9gu1vzu">
+      <w:hyperlink w:history="1" r:id="rId-zagz4rebasfyxc0cfy-1">
         <w:r>
           <w:rPr>
             <w:rStyle w:val="Hyperlink"/>
@@ -651,7 +651,7 @@
         </w:rPr>
         <w:t xml:space="preserve">查看原文: </w:t>
       </w:r>
-      <w:hyperlink w:history="1" r:id="rId0ayqo9swhkyzhamovkvqt">
+      <w:hyperlink w:history="1" r:id="rIdth9y76lssbhctr5pzpwnk">
         <w:r>
           <w:rPr>
             <w:rStyle w:val="Hyperlink"/>
@@ -786,7 +786,7 @@
         </w:rPr>
         <w:t xml:space="preserve">查看原文: </w:t>
       </w:r>
-      <w:hyperlink w:history="1" r:id="rIdmqpy3kizegzrj83dcdjay">
+      <w:hyperlink w:history="1" r:id="rIdwsfcm0b3gfzdihajrmzpj">
         <w:r>
           <w:rPr>
             <w:rStyle w:val="Hyperlink"/>
@@ -856,7 +856,7 @@
         </w:rPr>
         <w:t xml:space="preserve">查看原文: </w:t>
       </w:r>
-      <w:hyperlink w:history="1" r:id="rIdaum3txgqjobcf1a9rspc8">
+      <w:hyperlink w:history="1" r:id="rIdaquqt4qu7uwkyfzx6jswb">
         <w:r>
           <w:rPr>
             <w:rStyle w:val="Hyperlink"/>
@@ -1056,7 +1056,7 @@
         </w:rPr>
         <w:t xml:space="preserve">查看原文: </w:t>
       </w:r>
-      <w:hyperlink w:history="1" r:id="rIdpkztpohl7w4gy4s332dhr">
+      <w:hyperlink w:history="1" r:id="rIdccd6ilyg7rgnzdwba_69n">
         <w:r>
           <w:rPr>
             <w:rStyle w:val="Hyperlink"/>
@@ -1100,7 +1100,7 @@
         </w:rPr>
         <w:t xml:space="preserve">查看原文: </w:t>
       </w:r>
-      <w:hyperlink w:history="1" r:id="rIdd1t5sfx7akqei2gkyxq9y">
+      <w:hyperlink w:history="1" r:id="rIdagd01gpf2t5t3_bwh8alt">
         <w:r>
           <w:rPr>
             <w:rStyle w:val="Hyperlink"/>
@@ -1183,7 +1183,7 @@
         </w:rPr>
         <w:t xml:space="preserve">查看原文: </w:t>
       </w:r>
-      <w:hyperlink w:history="1" r:id="rIdf11kbksto_ezfn3elskv-">
+      <w:hyperlink w:history="1" r:id="rIddadedf4jibmrtda3yxssm">
         <w:r>
           <w:rPr>
             <w:rStyle w:val="Hyperlink"/>
@@ -1279,7 +1279,7 @@
         </w:rPr>
         <w:t xml:space="preserve">查看原文: </w:t>
       </w:r>
-      <w:hyperlink w:history="1" r:id="rIdmlrrtrye9lsanybh85pet">
+      <w:hyperlink w:history="1" r:id="rIdka-l_3h3roor9jaex1ea3">
         <w:r>
           <w:rPr>
             <w:rStyle w:val="Hyperlink"/>
@@ -1427,7 +1427,7 @@
         </w:rPr>
         <w:t xml:space="preserve">查看原文: </w:t>
       </w:r>
-      <w:hyperlink w:history="1" r:id="rIdweeawv3jkkpp4alcpqmzz">
+      <w:hyperlink w:history="1" r:id="rIdmwpntijn8abyvqp6usrv_">
         <w:r>
           <w:rPr>
             <w:rStyle w:val="Hyperlink"/>
@@ -1484,7 +1484,7 @@
         </w:rPr>
         <w:t xml:space="preserve">查看原文: </w:t>
       </w:r>
-      <w:hyperlink w:history="1" r:id="rIdf21nnc1ca67wwu27klewg">
+      <w:hyperlink w:history="1" r:id="rIdk8b2v3ggcpztmgc0h41e1">
         <w:r>
           <w:rPr>
             <w:rStyle w:val="Hyperlink"/>
@@ -1514,7 +1514,7 @@
           <w:sz w:val="20"/>
           <w:szCs w:val="20"/>
         </w:rPr>
-        <w:t xml:space="preserve">(更新时间戳: 1777908760001)</w:t>
+        <w:t xml:space="preserve">(更新时间戳: 1777996508616)</w:t>
       </w:r>
     </w:p>
     <w:sectPr>
